--- a/reports/paper_v1_poetics/manuscript_v2.docx
+++ b/reports/paper_v1_poetics/manuscript_v2.docx
@@ -5295,9 +5295,23 @@
       </w:r>
       <w:r>
         <w:rPr>
+          <w:i/>
           <w:lang w:eastAsia="de-DE"/>
         </w:rPr>
         <w:t xml:space="preserve">, </w:t>
+      </w:r>
+      <w:r>
+        <w:rPr>
+          <w:i/>
+          <w:lang w:eastAsia="de-DE"/>
+        </w:rPr>
+        <w:t>audio drama,</w:t>
+      </w:r>
+      <w:r>
+        <w:rPr>
+          <w:lang w:eastAsia="de-DE"/>
+        </w:rPr>
+        <w:t xml:space="preserve"> </w:t>
       </w:r>
       <w:r>
         <w:rPr>
@@ -5581,7 +5595,19 @@
         <w:rPr>
           <w:lang w:eastAsia="de-DE"/>
         </w:rPr>
-        <w:t>using a cross-validation approach: The corpus was split into two folds (50%/50%, stratified by genre tags); then,</w:t>
+        <w:t>using a cross-validation approach: The corpus was split into two folds (50%/50%, stratified by genre tags</w:t>
+      </w:r>
+      <w:r>
+        <w:rPr>
+          <w:lang w:eastAsia="de-DE"/>
+        </w:rPr>
+        <w:t>, grouped by artists</w:t>
+      </w:r>
+      <w:r>
+        <w:rPr>
+          <w:lang w:eastAsia="de-DE"/>
+        </w:rPr>
+        <w:t>); then,</w:t>
       </w:r>
       <w:r>
         <w:rPr>
@@ -8203,13 +8229,31 @@
         <w:rPr>
           <w:lang w:eastAsia="de-DE"/>
         </w:rPr>
-        <w:t>search for the most-</w:t>
-      </w:r>
-      <w:r>
-        <w:rPr>
-          <w:lang w:eastAsia="de-DE"/>
-        </w:rPr>
-        <w:t>balanced tree by optimizing leaf-node populations per hierarchical level</w:t>
+        <w:t xml:space="preserve">search </w:t>
+      </w:r>
+      <w:r>
+        <w:rPr>
+          <w:lang w:eastAsia="de-DE"/>
+        </w:rPr>
+        <w:t>for a comparatively well-</w:t>
+      </w:r>
+      <w:r>
+        <w:rPr>
+          <w:lang w:eastAsia="de-DE"/>
+        </w:rPr>
+        <w:t>balanced</w:t>
+      </w:r>
+      <w:r>
+        <w:rPr>
+          <w:lang w:eastAsia="de-DE"/>
+        </w:rPr>
+        <w:t xml:space="preserve"> </w:t>
+      </w:r>
+      <w:r>
+        <w:rPr>
+          <w:lang w:eastAsia="de-DE"/>
+        </w:rPr>
+        <w:t>tree by optimizing leaf-node populations per hierarchical level</w:t>
       </w:r>
       <w:r>
         <w:rPr>
@@ -8335,7 +8379,31 @@
         <w:rPr>
           <w:lang w:eastAsia="de-DE"/>
         </w:rPr>
-        <w:t>ed imbalance again; finally, we selected the iteration with minimal overall tree imbalance. See the Appendix for a detailed flowchart of the algorithm.</w:t>
+        <w:t xml:space="preserve">ed imbalance again; finally, we selected the </w:t>
+      </w:r>
+      <w:r>
+        <w:rPr>
+          <w:lang w:eastAsia="de-DE"/>
+        </w:rPr>
+        <w:t xml:space="preserve">first </w:t>
+      </w:r>
+      <w:r>
+        <w:rPr>
+          <w:lang w:eastAsia="de-DE"/>
+        </w:rPr>
+        <w:t xml:space="preserve">iteration with </w:t>
+      </w:r>
+      <w:r>
+        <w:rPr>
+          <w:lang w:eastAsia="de-DE"/>
+        </w:rPr>
+        <w:t xml:space="preserve">a local minimum of </w:t>
+      </w:r>
+      <w:r>
+        <w:rPr>
+          <w:lang w:eastAsia="de-DE"/>
+        </w:rPr>
+        <w:t>overall tree imbalance. See the Appendix for a detailed flowchart of the algorithm.</w:t>
       </w:r>
     </w:p>
     <w:p>
@@ -20292,9 +20360,6 @@
         <w:pStyle w:val="Literaturverzeichnis"/>
       </w:pPr>
       <w:r>
-        <w:rPr>
-          <w:lang w:val="de-DE"/>
-        </w:rPr>
         <w:t xml:space="preserve">Bogdanov D, Wack N, Gómez E, et al. </w:t>
       </w:r>
       <w:r>
@@ -20695,10 +20760,19 @@
     <w:p>
       <w:pPr>
         <w:pStyle w:val="Literaturverzeichnis"/>
+        <w:rPr>
+          <w:lang w:val="de-DE"/>
+        </w:rPr>
       </w:pPr>
       <w:r>
         <w:lastRenderedPageBreak/>
-        <w:t xml:space="preserve">Hildebrandt A, Jäckle S, Wolf F, et al. (2015) Inhaltsanalyse. </w:t>
+        <w:t xml:space="preserve">Hildebrandt A, Jäckle S, Wolf F, et al. </w:t>
+      </w:r>
+      <w:r>
+        <w:rPr>
+          <w:lang w:val="de-DE"/>
+        </w:rPr>
+        <w:t xml:space="preserve">(2015) Inhaltsanalyse. </w:t>
       </w:r>
       <w:r>
         <w:rPr>
@@ -20721,6 +20795,9 @@
         <w:t xml:space="preserve">. Wiesbaden: Springer Fachmedien Wiesbaden, pp. 299–333. </w:t>
       </w:r>
       <w:r>
+        <w:rPr>
+          <w:lang w:val="de-DE"/>
+        </w:rPr>
         <w:t>Available at: https://link.springer.com/10.1007/978-3-531-18993-2_12 (accessed 22 December 2025).</w:t>
       </w:r>
     </w:p>
@@ -20729,17 +20806,27 @@
         <w:pStyle w:val="Literaturverzeichnis"/>
       </w:pPr>
       <w:r>
+        <w:rPr>
+          <w:lang w:val="de-DE"/>
+        </w:rPr>
         <w:t xml:space="preserve">Holt F (2007) Genre in Popular Music. In: </w:t>
       </w:r>
       <w:r>
         <w:rPr>
           <w:i/>
           <w:iCs/>
+          <w:lang w:val="de-DE"/>
         </w:rPr>
         <w:t>Genre in Popular Music</w:t>
       </w:r>
       <w:r>
-        <w:t>. University of Chicago Press. Available at: https://www.degruyter.com/document/doi/10.7208/9780226350400/html (accessed 5 February 2024).</w:t>
+        <w:rPr>
+          <w:lang w:val="de-DE"/>
+        </w:rPr>
+        <w:t xml:space="preserve">. </w:t>
+      </w:r>
+      <w:r>
+        <w:t>University of Chicago Press. Available at: https://www.degruyter.com/document/doi/10.7208/9780226350400/html (accessed 5 February 2024).</w:t>
       </w:r>
     </w:p>
     <w:p>
@@ -22327,6 +22414,7 @@
   <w:style w:type="character" w:default="1" w:styleId="Absatz-Standardschriftart">
     <w:name w:val="Default Paragraph Font"/>
     <w:uiPriority w:val="1"/>
+    <w:semiHidden/>
     <w:unhideWhenUsed/>
   </w:style>
   <w:style w:type="table" w:default="1" w:styleId="NormaleTabelle">

--- a/reports/paper_v1_poetics/manuscript_v2.docx
+++ b/reports/paper_v1_poetics/manuscript_v2.docx
@@ -10,7 +10,7 @@
         <w:t>“</w:t>
       </w:r>
       <w:r>
-        <w:t>X</w:t>
+        <w:t>Power to the People</w:t>
       </w:r>
       <w:r>
         <w:t>”</w:t>
@@ -25,7 +25,19 @@
         <w:t xml:space="preserve">Bottom-Up </w:t>
       </w:r>
       <w:r>
-        <w:t>Using a Genre Tree Approach</w:t>
+        <w:t xml:space="preserve">Using a </w:t>
+      </w:r>
+      <w:r>
+        <w:t xml:space="preserve">Hierarchical </w:t>
+      </w:r>
+      <w:r>
+        <w:t>Genre</w:t>
+      </w:r>
+      <w:r>
+        <w:t>s</w:t>
+      </w:r>
+      <w:r>
+        <w:t xml:space="preserve"> Approach</w:t>
       </w:r>
     </w:p>
     <w:p>

--- a/reports/paper_v1_poetics/manuscript_v2.docx
+++ b/reports/paper_v1_poetics/manuscript_v2.docx
@@ -34,7 +34,7 @@
         <w:t>Genre</w:t>
       </w:r>
       <w:r>
-        <w:t>s</w:t>
+        <w:t xml:space="preserve"> Mapping</w:t>
       </w:r>
       <w:r>
         <w:t xml:space="preserve"> Approach</w:t>
